--- a/lessons/2-7/downloads/reveal/teacher/2.7-exit-tickets.docx
+++ b/lessons/2-7/downloads/reveal/teacher/2.7-exit-tickets.docx
@@ -4,6 +4,7 @@
   <w:body>
     <w:p>
       <w:pPr>
+        <w:pStyle w:val="Heading1"/>
         <w:tabs>
           <w:tab w:val="left" w:pos="5200"/>
           <w:tab w:val="right" w:leader="underscore" w:pos="9504"/>
@@ -34,7 +35,7 @@
         <w:rPr>
           <w:rFonts w:ascii="Avenir Next" w:hAnsi="Avenir Next" w:cs="Avenir Next" w:eastAsia="Avenir Next"/>
           <w:color w:val="1A1A1A"/>
-          <w:sz w:val="18"/>
+          <w:sz w:val="22"/>
           <w:szCs w:val="18"/>
         </w:rPr>
         <w:t xml:space="preserve">Name</w:t>
@@ -119,25 +120,25 @@
                 <w:rFonts w:ascii="Avenir Next" w:hAnsi="Avenir Next" w:cs="Avenir Next" w:eastAsia="Avenir Next"/>
                 <w:b/>
                 <w:color w:val="1A1A1A"/>
+                <w:sz w:val="22"/>
+                <w:szCs w:val="20"/>
+              </w:rPr>
+              <w:t xml:space="preserve">1.</w:t>
+            </w:r>
+            <w:r>
+              <w:rPr>
+                <w:rFonts w:ascii="Avenir Next" w:hAnsi="Avenir Next" w:cs="Avenir Next" w:eastAsia="Avenir Next"/>
+                <w:color w:val="1A1A1A"/>
                 <w:sz w:val="20"/>
                 <w:szCs w:val="20"/>
               </w:rPr>
-              <w:t xml:space="preserve">1.</w:t>
-            </w:r>
-            <w:r>
-              <w:rPr>
-                <w:rFonts w:ascii="Avenir Next" w:hAnsi="Avenir Next" w:cs="Avenir Next" w:eastAsia="Avenir Next"/>
-                <w:color w:val="1A1A1A"/>
-                <w:sz w:val="20"/>
-                <w:szCs w:val="20"/>
-              </w:rPr>
               <w:tab/>
             </w:r>
             <w:r>
               <w:rPr>
                 <w:rFonts w:ascii="Avenir Next" w:hAnsi="Avenir Next" w:cs="Avenir Next" w:eastAsia="Avenir Next"/>
                 <w:color w:val="1A1A1A"/>
-                <w:sz w:val="20"/>
+                <w:sz w:val="22"/>
                 <w:szCs w:val="20"/>
               </w:rPr>
               <w:t xml:space="preserve">Find each quotient.</w:t>
@@ -193,25 +194,25 @@
                       <w:rFonts w:ascii="Avenir Next" w:hAnsi="Avenir Next" w:cs="Avenir Next" w:eastAsia="Avenir Next"/>
                       <w:b/>
                       <w:color w:val="003A70"/>
+                      <w:sz w:val="22"/>
+                      <w:szCs w:val="20"/>
+                    </w:rPr>
+                    <w:t xml:space="preserve">a.</w:t>
+                  </w:r>
+                  <w:r>
+                    <w:rPr>
+                      <w:rFonts w:ascii="Avenir Next" w:hAnsi="Avenir Next" w:cs="Avenir Next" w:eastAsia="Avenir Next"/>
+                      <w:color w:val="1A1A1A"/>
                       <w:sz w:val="20"/>
                       <w:szCs w:val="20"/>
                     </w:rPr>
-                    <w:t xml:space="preserve">a.</w:t>
-                  </w:r>
-                  <w:r>
-                    <w:rPr>
-                      <w:rFonts w:ascii="Avenir Next" w:hAnsi="Avenir Next" w:cs="Avenir Next" w:eastAsia="Avenir Next"/>
-                      <w:color w:val="1A1A1A"/>
-                      <w:sz w:val="20"/>
-                      <w:szCs w:val="20"/>
-                    </w:rPr>
                     <w:tab/>
                   </w:r>
                   <w:r>
                     <w:rPr>
                       <w:rFonts w:ascii="Avenir Next" w:hAnsi="Avenir Next" w:cs="Avenir Next" w:eastAsia="Avenir Next"/>
                       <w:color w:val="1A1A1A"/>
-                      <w:sz w:val="20"/>
+                      <w:sz w:val="22"/>
                       <w:szCs w:val="20"/>
                     </w:rPr>
                     <w:t xml:space="preserve">27.9 ÷ 3 =</w:t>
@@ -255,25 +256,25 @@
                       <w:rFonts w:ascii="Avenir Next" w:hAnsi="Avenir Next" w:cs="Avenir Next" w:eastAsia="Avenir Next"/>
                       <w:b/>
                       <w:color w:val="003A70"/>
+                      <w:sz w:val="22"/>
+                      <w:szCs w:val="20"/>
+                    </w:rPr>
+                    <w:t xml:space="preserve">b.</w:t>
+                  </w:r>
+                  <w:r>
+                    <w:rPr>
+                      <w:rFonts w:ascii="Avenir Next" w:hAnsi="Avenir Next" w:cs="Avenir Next" w:eastAsia="Avenir Next"/>
+                      <w:color w:val="1A1A1A"/>
                       <w:sz w:val="20"/>
                       <w:szCs w:val="20"/>
                     </w:rPr>
-                    <w:t xml:space="preserve">b.</w:t>
-                  </w:r>
-                  <w:r>
-                    <w:rPr>
-                      <w:rFonts w:ascii="Avenir Next" w:hAnsi="Avenir Next" w:cs="Avenir Next" w:eastAsia="Avenir Next"/>
-                      <w:color w:val="1A1A1A"/>
-                      <w:sz w:val="20"/>
-                      <w:szCs w:val="20"/>
-                    </w:rPr>
                     <w:tab/>
                   </w:r>
                   <w:r>
                     <w:rPr>
                       <w:rFonts w:ascii="Avenir Next" w:hAnsi="Avenir Next" w:cs="Avenir Next" w:eastAsia="Avenir Next"/>
                       <w:color w:val="1A1A1A"/>
-                      <w:sz w:val="20"/>
+                      <w:sz w:val="22"/>
                       <w:szCs w:val="20"/>
                     </w:rPr>
                     <w:t xml:space="preserve">6.3 ÷ 4 =</w:t>
@@ -317,25 +318,25 @@
                       <w:rFonts w:ascii="Avenir Next" w:hAnsi="Avenir Next" w:cs="Avenir Next" w:eastAsia="Avenir Next"/>
                       <w:b/>
                       <w:color w:val="003A70"/>
+                      <w:sz w:val="22"/>
+                      <w:szCs w:val="20"/>
+                    </w:rPr>
+                    <w:t xml:space="preserve">c.</w:t>
+                  </w:r>
+                  <w:r>
+                    <w:rPr>
+                      <w:rFonts w:ascii="Avenir Next" w:hAnsi="Avenir Next" w:cs="Avenir Next" w:eastAsia="Avenir Next"/>
+                      <w:color w:val="1A1A1A"/>
                       <w:sz w:val="20"/>
                       <w:szCs w:val="20"/>
                     </w:rPr>
-                    <w:t xml:space="preserve">c.</w:t>
-                  </w:r>
-                  <w:r>
-                    <w:rPr>
-                      <w:rFonts w:ascii="Avenir Next" w:hAnsi="Avenir Next" w:cs="Avenir Next" w:eastAsia="Avenir Next"/>
-                      <w:color w:val="1A1A1A"/>
-                      <w:sz w:val="20"/>
-                      <w:szCs w:val="20"/>
-                    </w:rPr>
                     <w:tab/>
                   </w:r>
                   <w:r>
                     <w:rPr>
                       <w:rFonts w:ascii="Avenir Next" w:hAnsi="Avenir Next" w:cs="Avenir Next" w:eastAsia="Avenir Next"/>
                       <w:color w:val="1A1A1A"/>
-                      <w:sz w:val="20"/>
+                      <w:sz w:val="22"/>
                       <w:szCs w:val="20"/>
                     </w:rPr>
                     <w:t xml:space="preserve">16.2 ÷ 5 =</w:t>
@@ -428,25 +429,25 @@
                 <w:rFonts w:ascii="Avenir Next" w:hAnsi="Avenir Next" w:cs="Avenir Next" w:eastAsia="Avenir Next"/>
                 <w:b/>
                 <w:color w:val="1A1A1A"/>
+                <w:sz w:val="22"/>
+                <w:szCs w:val="20"/>
+              </w:rPr>
+              <w:t xml:space="preserve">2.</w:t>
+            </w:r>
+            <w:r>
+              <w:rPr>
+                <w:rFonts w:ascii="Avenir Next" w:hAnsi="Avenir Next" w:cs="Avenir Next" w:eastAsia="Avenir Next"/>
+                <w:color w:val="1A1A1A"/>
                 <w:sz w:val="20"/>
                 <w:szCs w:val="20"/>
               </w:rPr>
-              <w:t xml:space="preserve">2.</w:t>
-            </w:r>
-            <w:r>
-              <w:rPr>
-                <w:rFonts w:ascii="Avenir Next" w:hAnsi="Avenir Next" w:cs="Avenir Next" w:eastAsia="Avenir Next"/>
-                <w:color w:val="1A1A1A"/>
-                <w:sz w:val="20"/>
-                <w:szCs w:val="20"/>
-              </w:rPr>
               <w:tab/>
             </w:r>
             <w:r>
               <w:rPr>
                 <w:rFonts w:ascii="Avenir Next" w:hAnsi="Avenir Next" w:cs="Avenir Next" w:eastAsia="Avenir Next"/>
                 <w:color w:val="1A1A1A"/>
-                <w:sz w:val="20"/>
+                <w:sz w:val="22"/>
                 <w:szCs w:val="20"/>
               </w:rPr>
               <w:t xml:space="preserve">A baker divides 27.6 kg of flour evenly among 8 containers. How much does each hold?</w:t>
@@ -523,25 +524,25 @@
                 <w:rFonts w:ascii="Avenir Next" w:hAnsi="Avenir Next" w:cs="Avenir Next" w:eastAsia="Avenir Next"/>
                 <w:b/>
                 <w:color w:val="1A1A1A"/>
+                <w:sz w:val="22"/>
+                <w:szCs w:val="18"/>
+              </w:rPr>
+              <w:t xml:space="preserve">Answer</w:t>
+            </w:r>
+            <w:r>
+              <w:rPr>
+                <w:rFonts w:ascii="Avenir Next" w:hAnsi="Avenir Next" w:cs="Avenir Next" w:eastAsia="Avenir Next"/>
+                <w:color w:val="1A1A1A"/>
                 <w:sz w:val="18"/>
                 <w:szCs w:val="18"/>
               </w:rPr>
-              <w:t xml:space="preserve">Answer</w:t>
-            </w:r>
-            <w:r>
-              <w:rPr>
-                <w:rFonts w:ascii="Avenir Next" w:hAnsi="Avenir Next" w:cs="Avenir Next" w:eastAsia="Avenir Next"/>
-                <w:color w:val="1A1A1A"/>
-                <w:sz w:val="18"/>
-                <w:szCs w:val="18"/>
-              </w:rPr>
               <w:tab/>
             </w:r>
             <w:r>
               <w:rPr>
                 <w:rFonts w:ascii="Avenir Next" w:hAnsi="Avenir Next" w:cs="Avenir Next" w:eastAsia="Avenir Next"/>
                 <w:color w:val="1A1A1A"/>
-                <w:sz w:val="18"/>
+                <w:sz w:val="22"/>
                 <w:szCs w:val="18"/>
               </w:rPr>
               <w:t xml:space="preserve">  kg</w:t>
@@ -607,25 +608,25 @@
                 <w:rFonts w:ascii="Avenir Next" w:hAnsi="Avenir Next" w:cs="Avenir Next" w:eastAsia="Avenir Next"/>
                 <w:b/>
                 <w:color w:val="1A1A1A"/>
+                <w:sz w:val="22"/>
+                <w:szCs w:val="20"/>
+              </w:rPr>
+              <w:t xml:space="preserve">3.</w:t>
+            </w:r>
+            <w:r>
+              <w:rPr>
+                <w:rFonts w:ascii="Avenir Next" w:hAnsi="Avenir Next" w:cs="Avenir Next" w:eastAsia="Avenir Next"/>
+                <w:color w:val="1A1A1A"/>
                 <w:sz w:val="20"/>
                 <w:szCs w:val="20"/>
               </w:rPr>
-              <w:t xml:space="preserve">3.</w:t>
-            </w:r>
-            <w:r>
-              <w:rPr>
-                <w:rFonts w:ascii="Avenir Next" w:hAnsi="Avenir Next" w:cs="Avenir Next" w:eastAsia="Avenir Next"/>
-                <w:color w:val="1A1A1A"/>
-                <w:sz w:val="20"/>
-                <w:szCs w:val="20"/>
-              </w:rPr>
               <w:tab/>
             </w:r>
             <w:r>
               <w:rPr>
                 <w:rFonts w:ascii="Avenir Next" w:hAnsi="Avenir Next" w:cs="Avenir Next" w:eastAsia="Avenir Next"/>
                 <w:color w:val="1A1A1A"/>
-                <w:sz w:val="20"/>
+                <w:sz w:val="22"/>
                 <w:szCs w:val="20"/>
               </w:rPr>
               <w:t xml:space="preserve">Ian says 31.5 ÷ 6 = 52.5. Which is true?</w:t>
@@ -679,25 +680,25 @@
                       <w:rFonts w:ascii="Avenir Next" w:hAnsi="Avenir Next" w:cs="Avenir Next" w:eastAsia="Avenir Next"/>
                       <w:b/>
                       <w:color w:val="003A70"/>
+                      <w:sz w:val="22"/>
+                      <w:szCs w:val="19"/>
+                    </w:rPr>
+                    <w:t xml:space="preserve">A</w:t>
+                  </w:r>
+                  <w:r>
+                    <w:rPr>
+                      <w:rFonts w:ascii="Avenir Next" w:hAnsi="Avenir Next" w:cs="Avenir Next" w:eastAsia="Avenir Next"/>
+                      <w:color w:val="1A1A1A"/>
                       <w:sz w:val="19"/>
                       <w:szCs w:val="19"/>
                     </w:rPr>
-                    <w:t xml:space="preserve">A</w:t>
-                  </w:r>
-                  <w:r>
-                    <w:rPr>
-                      <w:rFonts w:ascii="Avenir Next" w:hAnsi="Avenir Next" w:cs="Avenir Next" w:eastAsia="Avenir Next"/>
-                      <w:color w:val="1A1A1A"/>
-                      <w:sz w:val="19"/>
-                      <w:szCs w:val="19"/>
-                    </w:rPr>
                     <w:tab/>
                   </w:r>
                   <w:r>
                     <w:rPr>
                       <w:rFonts w:ascii="Avenir Next" w:hAnsi="Avenir Next" w:cs="Avenir Next" w:eastAsia="Avenir Next"/>
                       <w:color w:val="1A1A1A"/>
-                      <w:sz w:val="19"/>
+                      <w:sz w:val="22"/>
                       <w:szCs w:val="19"/>
                     </w:rPr>
                     <w:t xml:space="preserve">He is right.</w:t>
@@ -722,25 +723,25 @@
                       <w:rFonts w:ascii="Avenir Next" w:hAnsi="Avenir Next" w:cs="Avenir Next" w:eastAsia="Avenir Next"/>
                       <w:b/>
                       <w:color w:val="003A70"/>
+                      <w:sz w:val="22"/>
+                      <w:szCs w:val="19"/>
+                    </w:rPr>
+                    <w:t xml:space="preserve">B</w:t>
+                  </w:r>
+                  <w:r>
+                    <w:rPr>
+                      <w:rFonts w:ascii="Avenir Next" w:hAnsi="Avenir Next" w:cs="Avenir Next" w:eastAsia="Avenir Next"/>
+                      <w:color w:val="1A1A1A"/>
                       <w:sz w:val="19"/>
                       <w:szCs w:val="19"/>
                     </w:rPr>
-                    <w:t xml:space="preserve">B</w:t>
-                  </w:r>
-                  <w:r>
-                    <w:rPr>
-                      <w:rFonts w:ascii="Avenir Next" w:hAnsi="Avenir Next" w:cs="Avenir Next" w:eastAsia="Avenir Next"/>
-                      <w:color w:val="1A1A1A"/>
-                      <w:sz w:val="19"/>
-                      <w:szCs w:val="19"/>
-                    </w:rPr>
                     <w:tab/>
                   </w:r>
                   <w:r>
                     <w:rPr>
                       <w:rFonts w:ascii="Avenir Next" w:hAnsi="Avenir Next" w:cs="Avenir Next" w:eastAsia="Avenir Next"/>
                       <w:color w:val="1A1A1A"/>
-                      <w:sz w:val="19"/>
+                      <w:sz w:val="22"/>
                       <w:szCs w:val="19"/>
                     </w:rPr>
                     <w:t xml:space="preserve">The answer is 5.25.</w:t>
@@ -770,25 +771,25 @@
                       <w:rFonts w:ascii="Avenir Next" w:hAnsi="Avenir Next" w:cs="Avenir Next" w:eastAsia="Avenir Next"/>
                       <w:b/>
                       <w:color w:val="003A70"/>
+                      <w:sz w:val="22"/>
+                      <w:szCs w:val="19"/>
+                    </w:rPr>
+                    <w:t xml:space="preserve">C</w:t>
+                  </w:r>
+                  <w:r>
+                    <w:rPr>
+                      <w:rFonts w:ascii="Avenir Next" w:hAnsi="Avenir Next" w:cs="Avenir Next" w:eastAsia="Avenir Next"/>
+                      <w:color w:val="1A1A1A"/>
                       <w:sz w:val="19"/>
                       <w:szCs w:val="19"/>
                     </w:rPr>
-                    <w:t xml:space="preserve">C</w:t>
-                  </w:r>
-                  <w:r>
-                    <w:rPr>
-                      <w:rFonts w:ascii="Avenir Next" w:hAnsi="Avenir Next" w:cs="Avenir Next" w:eastAsia="Avenir Next"/>
-                      <w:color w:val="1A1A1A"/>
-                      <w:sz w:val="19"/>
-                      <w:szCs w:val="19"/>
-                    </w:rPr>
                     <w:tab/>
                   </w:r>
                   <w:r>
                     <w:rPr>
                       <w:rFonts w:ascii="Avenir Next" w:hAnsi="Avenir Next" w:cs="Avenir Next" w:eastAsia="Avenir Next"/>
                       <w:color w:val="1A1A1A"/>
-                      <w:sz w:val="19"/>
+                      <w:sz w:val="22"/>
                       <w:szCs w:val="19"/>
                     </w:rPr>
                     <w:t xml:space="preserve">The answer is 0.525.</w:t>
@@ -813,25 +814,25 @@
                       <w:rFonts w:ascii="Avenir Next" w:hAnsi="Avenir Next" w:cs="Avenir Next" w:eastAsia="Avenir Next"/>
                       <w:b/>
                       <w:color w:val="003A70"/>
+                      <w:sz w:val="22"/>
+                      <w:szCs w:val="19"/>
+                    </w:rPr>
+                    <w:t xml:space="preserve">D</w:t>
+                  </w:r>
+                  <w:r>
+                    <w:rPr>
+                      <w:rFonts w:ascii="Avenir Next" w:hAnsi="Avenir Next" w:cs="Avenir Next" w:eastAsia="Avenir Next"/>
+                      <w:color w:val="1A1A1A"/>
                       <w:sz w:val="19"/>
                       <w:szCs w:val="19"/>
                     </w:rPr>
-                    <w:t xml:space="preserve">D</w:t>
-                  </w:r>
-                  <w:r>
-                    <w:rPr>
-                      <w:rFonts w:ascii="Avenir Next" w:hAnsi="Avenir Next" w:cs="Avenir Next" w:eastAsia="Avenir Next"/>
-                      <w:color w:val="1A1A1A"/>
-                      <w:sz w:val="19"/>
-                      <w:szCs w:val="19"/>
-                    </w:rPr>
                     <w:tab/>
                   </w:r>
                   <w:r>
                     <w:rPr>
                       <w:rFonts w:ascii="Avenir Next" w:hAnsi="Avenir Next" w:cs="Avenir Next" w:eastAsia="Avenir Next"/>
                       <w:color w:val="1A1A1A"/>
-                      <w:sz w:val="19"/>
+                      <w:sz w:val="22"/>
                       <w:szCs w:val="19"/>
                     </w:rPr>
                     <w:t xml:space="preserve">The answer is 525.</w:t>
@@ -881,7 +882,7 @@
         <w:rPr>
           <w:rFonts w:ascii="Avenir Next" w:hAnsi="Avenir Next" w:cs="Avenir Next" w:eastAsia="Avenir Next"/>
           <w:color w:val="1A1A1A"/>
-          <w:sz w:val="17"/>
+          <w:sz w:val="22"/>
           <w:szCs w:val="17"/>
         </w:rPr>
         <w:t xml:space="preserve">  I got it</w:t>
@@ -899,7 +900,7 @@
         <w:rPr>
           <w:rFonts w:ascii="Avenir Next" w:hAnsi="Avenir Next" w:cs="Avenir Next" w:eastAsia="Avenir Next"/>
           <w:color w:val="1A1A1A"/>
-          <w:sz w:val="17"/>
+          <w:sz w:val="22"/>
           <w:szCs w:val="17"/>
         </w:rPr>
         <w:t xml:space="preserve">  Almost</w:t>
@@ -917,7 +918,7 @@
         <w:rPr>
           <w:rFonts w:ascii="Avenir Next" w:hAnsi="Avenir Next" w:cs="Avenir Next" w:eastAsia="Avenir Next"/>
           <w:color w:val="1A1A1A"/>
-          <w:sz w:val="17"/>
+          <w:sz w:val="22"/>
           <w:szCs w:val="17"/>
         </w:rPr>
         <w:t xml:space="preserve">  I need help</w:t>
@@ -974,7 +975,7 @@
         <w:rPr>
           <w:rFonts w:ascii="Avenir Next" w:hAnsi="Avenir Next" w:cs="Avenir Next" w:eastAsia="Avenir Next"/>
           <w:color w:val="1A1A1A"/>
-          <w:sz w:val="18"/>
+          <w:sz w:val="22"/>
           <w:szCs w:val="18"/>
         </w:rPr>
         <w:t xml:space="preserve">Name</w:t>
@@ -1059,25 +1060,25 @@
                 <w:rFonts w:ascii="Avenir Next" w:hAnsi="Avenir Next" w:cs="Avenir Next" w:eastAsia="Avenir Next"/>
                 <w:b/>
                 <w:color w:val="1A1A1A"/>
+                <w:sz w:val="22"/>
+                <w:szCs w:val="20"/>
+              </w:rPr>
+              <w:t xml:space="preserve">1.</w:t>
+            </w:r>
+            <w:r>
+              <w:rPr>
+                <w:rFonts w:ascii="Avenir Next" w:hAnsi="Avenir Next" w:cs="Avenir Next" w:eastAsia="Avenir Next"/>
+                <w:color w:val="1A1A1A"/>
                 <w:sz w:val="20"/>
                 <w:szCs w:val="20"/>
               </w:rPr>
-              <w:t xml:space="preserve">1.</w:t>
-            </w:r>
-            <w:r>
-              <w:rPr>
-                <w:rFonts w:ascii="Avenir Next" w:hAnsi="Avenir Next" w:cs="Avenir Next" w:eastAsia="Avenir Next"/>
-                <w:color w:val="1A1A1A"/>
-                <w:sz w:val="20"/>
-                <w:szCs w:val="20"/>
-              </w:rPr>
               <w:tab/>
             </w:r>
             <w:r>
               <w:rPr>
                 <w:rFonts w:ascii="Avenir Next" w:hAnsi="Avenir Next" w:cs="Avenir Next" w:eastAsia="Avenir Next"/>
                 <w:color w:val="1A1A1A"/>
-                <w:sz w:val="20"/>
+                <w:sz w:val="22"/>
                 <w:szCs w:val="20"/>
               </w:rPr>
               <w:t xml:space="preserve">Find each quotient.</w:t>
@@ -1133,25 +1134,25 @@
                       <w:rFonts w:ascii="Avenir Next" w:hAnsi="Avenir Next" w:cs="Avenir Next" w:eastAsia="Avenir Next"/>
                       <w:b/>
                       <w:color w:val="003A70"/>
+                      <w:sz w:val="22"/>
+                      <w:szCs w:val="20"/>
+                    </w:rPr>
+                    <w:t xml:space="preserve">a.</w:t>
+                  </w:r>
+                  <w:r>
+                    <w:rPr>
+                      <w:rFonts w:ascii="Avenir Next" w:hAnsi="Avenir Next" w:cs="Avenir Next" w:eastAsia="Avenir Next"/>
+                      <w:color w:val="1A1A1A"/>
                       <w:sz w:val="20"/>
                       <w:szCs w:val="20"/>
                     </w:rPr>
-                    <w:t xml:space="preserve">a.</w:t>
-                  </w:r>
-                  <w:r>
-                    <w:rPr>
-                      <w:rFonts w:ascii="Avenir Next" w:hAnsi="Avenir Next" w:cs="Avenir Next" w:eastAsia="Avenir Next"/>
-                      <w:color w:val="1A1A1A"/>
-                      <w:sz w:val="20"/>
-                      <w:szCs w:val="20"/>
-                    </w:rPr>
                     <w:tab/>
                   </w:r>
                   <w:r>
                     <w:rPr>
                       <w:rFonts w:ascii="Avenir Next" w:hAnsi="Avenir Next" w:cs="Avenir Next" w:eastAsia="Avenir Next"/>
                       <w:color w:val="1A1A1A"/>
-                      <w:sz w:val="20"/>
+                      <w:sz w:val="22"/>
                       <w:szCs w:val="20"/>
                     </w:rPr>
                     <w:t xml:space="preserve">27.9 ÷ 3 =</w:t>
@@ -1195,25 +1196,25 @@
                       <w:rFonts w:ascii="Avenir Next" w:hAnsi="Avenir Next" w:cs="Avenir Next" w:eastAsia="Avenir Next"/>
                       <w:b/>
                       <w:color w:val="003A70"/>
+                      <w:sz w:val="22"/>
+                      <w:szCs w:val="20"/>
+                    </w:rPr>
+                    <w:t xml:space="preserve">b.</w:t>
+                  </w:r>
+                  <w:r>
+                    <w:rPr>
+                      <w:rFonts w:ascii="Avenir Next" w:hAnsi="Avenir Next" w:cs="Avenir Next" w:eastAsia="Avenir Next"/>
+                      <w:color w:val="1A1A1A"/>
                       <w:sz w:val="20"/>
                       <w:szCs w:val="20"/>
                     </w:rPr>
-                    <w:t xml:space="preserve">b.</w:t>
-                  </w:r>
-                  <w:r>
-                    <w:rPr>
-                      <w:rFonts w:ascii="Avenir Next" w:hAnsi="Avenir Next" w:cs="Avenir Next" w:eastAsia="Avenir Next"/>
-                      <w:color w:val="1A1A1A"/>
-                      <w:sz w:val="20"/>
-                      <w:szCs w:val="20"/>
-                    </w:rPr>
                     <w:tab/>
                   </w:r>
                   <w:r>
                     <w:rPr>
                       <w:rFonts w:ascii="Avenir Next" w:hAnsi="Avenir Next" w:cs="Avenir Next" w:eastAsia="Avenir Next"/>
                       <w:color w:val="1A1A1A"/>
-                      <w:sz w:val="20"/>
+                      <w:sz w:val="22"/>
                       <w:szCs w:val="20"/>
                     </w:rPr>
                     <w:t xml:space="preserve">6.3 ÷ 4 =</w:t>
@@ -1257,25 +1258,25 @@
                       <w:rFonts w:ascii="Avenir Next" w:hAnsi="Avenir Next" w:cs="Avenir Next" w:eastAsia="Avenir Next"/>
                       <w:b/>
                       <w:color w:val="003A70"/>
+                      <w:sz w:val="22"/>
+                      <w:szCs w:val="20"/>
+                    </w:rPr>
+                    <w:t xml:space="preserve">c.</w:t>
+                  </w:r>
+                  <w:r>
+                    <w:rPr>
+                      <w:rFonts w:ascii="Avenir Next" w:hAnsi="Avenir Next" w:cs="Avenir Next" w:eastAsia="Avenir Next"/>
+                      <w:color w:val="1A1A1A"/>
                       <w:sz w:val="20"/>
                       <w:szCs w:val="20"/>
                     </w:rPr>
-                    <w:t xml:space="preserve">c.</w:t>
-                  </w:r>
-                  <w:r>
-                    <w:rPr>
-                      <w:rFonts w:ascii="Avenir Next" w:hAnsi="Avenir Next" w:cs="Avenir Next" w:eastAsia="Avenir Next"/>
-                      <w:color w:val="1A1A1A"/>
-                      <w:sz w:val="20"/>
-                      <w:szCs w:val="20"/>
-                    </w:rPr>
                     <w:tab/>
                   </w:r>
                   <w:r>
                     <w:rPr>
                       <w:rFonts w:ascii="Avenir Next" w:hAnsi="Avenir Next" w:cs="Avenir Next" w:eastAsia="Avenir Next"/>
                       <w:color w:val="1A1A1A"/>
-                      <w:sz w:val="20"/>
+                      <w:sz w:val="22"/>
                       <w:szCs w:val="20"/>
                     </w:rPr>
                     <w:t xml:space="preserve">16.2 ÷ 5 =</w:t>
@@ -1368,25 +1369,25 @@
                 <w:rFonts w:ascii="Avenir Next" w:hAnsi="Avenir Next" w:cs="Avenir Next" w:eastAsia="Avenir Next"/>
                 <w:b/>
                 <w:color w:val="1A1A1A"/>
+                <w:sz w:val="22"/>
+                <w:szCs w:val="20"/>
+              </w:rPr>
+              <w:t xml:space="preserve">2.</w:t>
+            </w:r>
+            <w:r>
+              <w:rPr>
+                <w:rFonts w:ascii="Avenir Next" w:hAnsi="Avenir Next" w:cs="Avenir Next" w:eastAsia="Avenir Next"/>
+                <w:color w:val="1A1A1A"/>
                 <w:sz w:val="20"/>
                 <w:szCs w:val="20"/>
               </w:rPr>
-              <w:t xml:space="preserve">2.</w:t>
-            </w:r>
-            <w:r>
-              <w:rPr>
-                <w:rFonts w:ascii="Avenir Next" w:hAnsi="Avenir Next" w:cs="Avenir Next" w:eastAsia="Avenir Next"/>
-                <w:color w:val="1A1A1A"/>
-                <w:sz w:val="20"/>
-                <w:szCs w:val="20"/>
-              </w:rPr>
               <w:tab/>
             </w:r>
             <w:r>
               <w:rPr>
                 <w:rFonts w:ascii="Avenir Next" w:hAnsi="Avenir Next" w:cs="Avenir Next" w:eastAsia="Avenir Next"/>
                 <w:color w:val="1A1A1A"/>
-                <w:sz w:val="20"/>
+                <w:sz w:val="22"/>
                 <w:szCs w:val="20"/>
               </w:rPr>
               <w:t xml:space="preserve">A baker divides 27.6 kg of flour evenly among 8 containers. How much does each hold?</w:t>
@@ -1463,25 +1464,25 @@
                 <w:rFonts w:ascii="Avenir Next" w:hAnsi="Avenir Next" w:cs="Avenir Next" w:eastAsia="Avenir Next"/>
                 <w:b/>
                 <w:color w:val="1A1A1A"/>
+                <w:sz w:val="22"/>
+                <w:szCs w:val="18"/>
+              </w:rPr>
+              <w:t xml:space="preserve">Answer</w:t>
+            </w:r>
+            <w:r>
+              <w:rPr>
+                <w:rFonts w:ascii="Avenir Next" w:hAnsi="Avenir Next" w:cs="Avenir Next" w:eastAsia="Avenir Next"/>
+                <w:color w:val="1A1A1A"/>
                 <w:sz w:val="18"/>
                 <w:szCs w:val="18"/>
               </w:rPr>
-              <w:t xml:space="preserve">Answer</w:t>
-            </w:r>
-            <w:r>
-              <w:rPr>
-                <w:rFonts w:ascii="Avenir Next" w:hAnsi="Avenir Next" w:cs="Avenir Next" w:eastAsia="Avenir Next"/>
-                <w:color w:val="1A1A1A"/>
-                <w:sz w:val="18"/>
-                <w:szCs w:val="18"/>
-              </w:rPr>
               <w:tab/>
             </w:r>
             <w:r>
               <w:rPr>
                 <w:rFonts w:ascii="Avenir Next" w:hAnsi="Avenir Next" w:cs="Avenir Next" w:eastAsia="Avenir Next"/>
                 <w:color w:val="1A1A1A"/>
-                <w:sz w:val="18"/>
+                <w:sz w:val="22"/>
                 <w:szCs w:val="18"/>
               </w:rPr>
               <w:t xml:space="preserve">  kg</w:t>
@@ -1547,25 +1548,25 @@
                 <w:rFonts w:ascii="Avenir Next" w:hAnsi="Avenir Next" w:cs="Avenir Next" w:eastAsia="Avenir Next"/>
                 <w:b/>
                 <w:color w:val="1A1A1A"/>
+                <w:sz w:val="22"/>
+                <w:szCs w:val="20"/>
+              </w:rPr>
+              <w:t xml:space="preserve">3.</w:t>
+            </w:r>
+            <w:r>
+              <w:rPr>
+                <w:rFonts w:ascii="Avenir Next" w:hAnsi="Avenir Next" w:cs="Avenir Next" w:eastAsia="Avenir Next"/>
+                <w:color w:val="1A1A1A"/>
                 <w:sz w:val="20"/>
                 <w:szCs w:val="20"/>
               </w:rPr>
-              <w:t xml:space="preserve">3.</w:t>
-            </w:r>
-            <w:r>
-              <w:rPr>
-                <w:rFonts w:ascii="Avenir Next" w:hAnsi="Avenir Next" w:cs="Avenir Next" w:eastAsia="Avenir Next"/>
-                <w:color w:val="1A1A1A"/>
-                <w:sz w:val="20"/>
-                <w:szCs w:val="20"/>
-              </w:rPr>
               <w:tab/>
             </w:r>
             <w:r>
               <w:rPr>
                 <w:rFonts w:ascii="Avenir Next" w:hAnsi="Avenir Next" w:cs="Avenir Next" w:eastAsia="Avenir Next"/>
                 <w:color w:val="1A1A1A"/>
-                <w:sz w:val="20"/>
+                <w:sz w:val="22"/>
                 <w:szCs w:val="20"/>
               </w:rPr>
               <w:t xml:space="preserve">Ian says 31.5 ÷ 6 = 52.5. Which is true?</w:t>
@@ -1619,25 +1620,25 @@
                       <w:rFonts w:ascii="Avenir Next" w:hAnsi="Avenir Next" w:cs="Avenir Next" w:eastAsia="Avenir Next"/>
                       <w:b/>
                       <w:color w:val="003A70"/>
+                      <w:sz w:val="22"/>
+                      <w:szCs w:val="19"/>
+                    </w:rPr>
+                    <w:t xml:space="preserve">A</w:t>
+                  </w:r>
+                  <w:r>
+                    <w:rPr>
+                      <w:rFonts w:ascii="Avenir Next" w:hAnsi="Avenir Next" w:cs="Avenir Next" w:eastAsia="Avenir Next"/>
+                      <w:color w:val="1A1A1A"/>
                       <w:sz w:val="19"/>
                       <w:szCs w:val="19"/>
                     </w:rPr>
-                    <w:t xml:space="preserve">A</w:t>
-                  </w:r>
-                  <w:r>
-                    <w:rPr>
-                      <w:rFonts w:ascii="Avenir Next" w:hAnsi="Avenir Next" w:cs="Avenir Next" w:eastAsia="Avenir Next"/>
-                      <w:color w:val="1A1A1A"/>
-                      <w:sz w:val="19"/>
-                      <w:szCs w:val="19"/>
-                    </w:rPr>
                     <w:tab/>
                   </w:r>
                   <w:r>
                     <w:rPr>
                       <w:rFonts w:ascii="Avenir Next" w:hAnsi="Avenir Next" w:cs="Avenir Next" w:eastAsia="Avenir Next"/>
                       <w:color w:val="1A1A1A"/>
-                      <w:sz w:val="19"/>
+                      <w:sz w:val="22"/>
                       <w:szCs w:val="19"/>
                     </w:rPr>
                     <w:t xml:space="preserve">He is right.</w:t>
@@ -1662,25 +1663,25 @@
                       <w:rFonts w:ascii="Avenir Next" w:hAnsi="Avenir Next" w:cs="Avenir Next" w:eastAsia="Avenir Next"/>
                       <w:b/>
                       <w:color w:val="003A70"/>
+                      <w:sz w:val="22"/>
+                      <w:szCs w:val="19"/>
+                    </w:rPr>
+                    <w:t xml:space="preserve">B</w:t>
+                  </w:r>
+                  <w:r>
+                    <w:rPr>
+                      <w:rFonts w:ascii="Avenir Next" w:hAnsi="Avenir Next" w:cs="Avenir Next" w:eastAsia="Avenir Next"/>
+                      <w:color w:val="1A1A1A"/>
                       <w:sz w:val="19"/>
                       <w:szCs w:val="19"/>
                     </w:rPr>
-                    <w:t xml:space="preserve">B</w:t>
-                  </w:r>
-                  <w:r>
-                    <w:rPr>
-                      <w:rFonts w:ascii="Avenir Next" w:hAnsi="Avenir Next" w:cs="Avenir Next" w:eastAsia="Avenir Next"/>
-                      <w:color w:val="1A1A1A"/>
-                      <w:sz w:val="19"/>
-                      <w:szCs w:val="19"/>
-                    </w:rPr>
                     <w:tab/>
                   </w:r>
                   <w:r>
                     <w:rPr>
                       <w:rFonts w:ascii="Avenir Next" w:hAnsi="Avenir Next" w:cs="Avenir Next" w:eastAsia="Avenir Next"/>
                       <w:color w:val="1A1A1A"/>
-                      <w:sz w:val="19"/>
+                      <w:sz w:val="22"/>
                       <w:szCs w:val="19"/>
                     </w:rPr>
                     <w:t xml:space="preserve">The answer is 5.25.</w:t>
@@ -1710,25 +1711,25 @@
                       <w:rFonts w:ascii="Avenir Next" w:hAnsi="Avenir Next" w:cs="Avenir Next" w:eastAsia="Avenir Next"/>
                       <w:b/>
                       <w:color w:val="003A70"/>
+                      <w:sz w:val="22"/>
+                      <w:szCs w:val="19"/>
+                    </w:rPr>
+                    <w:t xml:space="preserve">C</w:t>
+                  </w:r>
+                  <w:r>
+                    <w:rPr>
+                      <w:rFonts w:ascii="Avenir Next" w:hAnsi="Avenir Next" w:cs="Avenir Next" w:eastAsia="Avenir Next"/>
+                      <w:color w:val="1A1A1A"/>
                       <w:sz w:val="19"/>
                       <w:szCs w:val="19"/>
                     </w:rPr>
-                    <w:t xml:space="preserve">C</w:t>
-                  </w:r>
-                  <w:r>
-                    <w:rPr>
-                      <w:rFonts w:ascii="Avenir Next" w:hAnsi="Avenir Next" w:cs="Avenir Next" w:eastAsia="Avenir Next"/>
-                      <w:color w:val="1A1A1A"/>
-                      <w:sz w:val="19"/>
-                      <w:szCs w:val="19"/>
-                    </w:rPr>
                     <w:tab/>
                   </w:r>
                   <w:r>
                     <w:rPr>
                       <w:rFonts w:ascii="Avenir Next" w:hAnsi="Avenir Next" w:cs="Avenir Next" w:eastAsia="Avenir Next"/>
                       <w:color w:val="1A1A1A"/>
-                      <w:sz w:val="19"/>
+                      <w:sz w:val="22"/>
                       <w:szCs w:val="19"/>
                     </w:rPr>
                     <w:t xml:space="preserve">The answer is 0.525.</w:t>
@@ -1753,25 +1754,25 @@
                       <w:rFonts w:ascii="Avenir Next" w:hAnsi="Avenir Next" w:cs="Avenir Next" w:eastAsia="Avenir Next"/>
                       <w:b/>
                       <w:color w:val="003A70"/>
+                      <w:sz w:val="22"/>
+                      <w:szCs w:val="19"/>
+                    </w:rPr>
+                    <w:t xml:space="preserve">D</w:t>
+                  </w:r>
+                  <w:r>
+                    <w:rPr>
+                      <w:rFonts w:ascii="Avenir Next" w:hAnsi="Avenir Next" w:cs="Avenir Next" w:eastAsia="Avenir Next"/>
+                      <w:color w:val="1A1A1A"/>
                       <w:sz w:val="19"/>
                       <w:szCs w:val="19"/>
                     </w:rPr>
-                    <w:t xml:space="preserve">D</w:t>
-                  </w:r>
-                  <w:r>
-                    <w:rPr>
-                      <w:rFonts w:ascii="Avenir Next" w:hAnsi="Avenir Next" w:cs="Avenir Next" w:eastAsia="Avenir Next"/>
-                      <w:color w:val="1A1A1A"/>
-                      <w:sz w:val="19"/>
-                      <w:szCs w:val="19"/>
-                    </w:rPr>
                     <w:tab/>
                   </w:r>
                   <w:r>
                     <w:rPr>
                       <w:rFonts w:ascii="Avenir Next" w:hAnsi="Avenir Next" w:cs="Avenir Next" w:eastAsia="Avenir Next"/>
                       <w:color w:val="1A1A1A"/>
-                      <w:sz w:val="19"/>
+                      <w:sz w:val="22"/>
                       <w:szCs w:val="19"/>
                     </w:rPr>
                     <w:t xml:space="preserve">The answer is 525.</w:t>
@@ -1821,7 +1822,7 @@
         <w:rPr>
           <w:rFonts w:ascii="Avenir Next" w:hAnsi="Avenir Next" w:cs="Avenir Next" w:eastAsia="Avenir Next"/>
           <w:color w:val="1A1A1A"/>
-          <w:sz w:val="17"/>
+          <w:sz w:val="22"/>
           <w:szCs w:val="17"/>
         </w:rPr>
         <w:t xml:space="preserve">  I got it</w:t>
@@ -1839,7 +1840,7 @@
         <w:rPr>
           <w:rFonts w:ascii="Avenir Next" w:hAnsi="Avenir Next" w:cs="Avenir Next" w:eastAsia="Avenir Next"/>
           <w:color w:val="1A1A1A"/>
-          <w:sz w:val="17"/>
+          <w:sz w:val="22"/>
           <w:szCs w:val="17"/>
         </w:rPr>
         <w:t xml:space="preserve">  Almost</w:t>
@@ -1857,7 +1858,7 @@
         <w:rPr>
           <w:rFonts w:ascii="Avenir Next" w:hAnsi="Avenir Next" w:cs="Avenir Next" w:eastAsia="Avenir Next"/>
           <w:color w:val="1A1A1A"/>
-          <w:sz w:val="17"/>
+          <w:sz w:val="22"/>
           <w:szCs w:val="17"/>
         </w:rPr>
         <w:t xml:space="preserve">  I need help</w:t>
@@ -1896,7 +1897,7 @@
         <w:rPr>
           <w:rFonts w:ascii="Avenir Next" w:hAnsi="Avenir Next" w:cs="Avenir Next" w:eastAsia="Avenir Next"/>
           <w:color w:val="1A1A1A"/>
-          <w:sz w:val="18"/>
+          <w:sz w:val="22"/>
           <w:szCs w:val="18"/>
         </w:rPr>
         <w:t xml:space="preserve">Name</w:t>
@@ -1981,25 +1982,25 @@
                 <w:rFonts w:ascii="Avenir Next" w:hAnsi="Avenir Next" w:cs="Avenir Next" w:eastAsia="Avenir Next"/>
                 <w:b/>
                 <w:color w:val="1A1A1A"/>
+                <w:sz w:val="22"/>
+                <w:szCs w:val="20"/>
+              </w:rPr>
+              <w:t xml:space="preserve">1.</w:t>
+            </w:r>
+            <w:r>
+              <w:rPr>
+                <w:rFonts w:ascii="Avenir Next" w:hAnsi="Avenir Next" w:cs="Avenir Next" w:eastAsia="Avenir Next"/>
+                <w:color w:val="1A1A1A"/>
                 <w:sz w:val="20"/>
                 <w:szCs w:val="20"/>
               </w:rPr>
-              <w:t xml:space="preserve">1.</w:t>
-            </w:r>
-            <w:r>
-              <w:rPr>
-                <w:rFonts w:ascii="Avenir Next" w:hAnsi="Avenir Next" w:cs="Avenir Next" w:eastAsia="Avenir Next"/>
-                <w:color w:val="1A1A1A"/>
-                <w:sz w:val="20"/>
-                <w:szCs w:val="20"/>
-              </w:rPr>
               <w:tab/>
             </w:r>
             <w:r>
               <w:rPr>
                 <w:rFonts w:ascii="Avenir Next" w:hAnsi="Avenir Next" w:cs="Avenir Next" w:eastAsia="Avenir Next"/>
                 <w:color w:val="1A1A1A"/>
-                <w:sz w:val="20"/>
+                <w:sz w:val="22"/>
                 <w:szCs w:val="20"/>
               </w:rPr>
               <w:t xml:space="preserve">Rewrite with a whole-number divisor. Then divide.</w:t>
@@ -2055,25 +2056,25 @@
                       <w:rFonts w:ascii="Avenir Next" w:hAnsi="Avenir Next" w:cs="Avenir Next" w:eastAsia="Avenir Next"/>
                       <w:b/>
                       <w:color w:val="003A70"/>
+                      <w:sz w:val="22"/>
+                      <w:szCs w:val="20"/>
+                    </w:rPr>
+                    <w:t xml:space="preserve">a.</w:t>
+                  </w:r>
+                  <w:r>
+                    <w:rPr>
+                      <w:rFonts w:ascii="Avenir Next" w:hAnsi="Avenir Next" w:cs="Avenir Next" w:eastAsia="Avenir Next"/>
+                      <w:color w:val="1A1A1A"/>
                       <w:sz w:val="20"/>
                       <w:szCs w:val="20"/>
                     </w:rPr>
-                    <w:t xml:space="preserve">a.</w:t>
-                  </w:r>
-                  <w:r>
-                    <w:rPr>
-                      <w:rFonts w:ascii="Avenir Next" w:hAnsi="Avenir Next" w:cs="Avenir Next" w:eastAsia="Avenir Next"/>
-                      <w:color w:val="1A1A1A"/>
-                      <w:sz w:val="20"/>
-                      <w:szCs w:val="20"/>
-                    </w:rPr>
                     <w:tab/>
                   </w:r>
                   <w:r>
                     <w:rPr>
                       <w:rFonts w:ascii="Avenir Next" w:hAnsi="Avenir Next" w:cs="Avenir Next" w:eastAsia="Avenir Next"/>
                       <w:color w:val="1A1A1A"/>
-                      <w:sz w:val="20"/>
+                      <w:sz w:val="22"/>
                       <w:szCs w:val="20"/>
                     </w:rPr>
                     <w:t xml:space="preserve">3.15 ÷ 0.35 =</w:t>
@@ -2117,25 +2118,25 @@
                       <w:rFonts w:ascii="Avenir Next" w:hAnsi="Avenir Next" w:cs="Avenir Next" w:eastAsia="Avenir Next"/>
                       <w:b/>
                       <w:color w:val="003A70"/>
+                      <w:sz w:val="22"/>
+                      <w:szCs w:val="20"/>
+                    </w:rPr>
+                    <w:t xml:space="preserve">b.</w:t>
+                  </w:r>
+                  <w:r>
+                    <w:rPr>
+                      <w:rFonts w:ascii="Avenir Next" w:hAnsi="Avenir Next" w:cs="Avenir Next" w:eastAsia="Avenir Next"/>
+                      <w:color w:val="1A1A1A"/>
                       <w:sz w:val="20"/>
                       <w:szCs w:val="20"/>
                     </w:rPr>
-                    <w:t xml:space="preserve">b.</w:t>
-                  </w:r>
-                  <w:r>
-                    <w:rPr>
-                      <w:rFonts w:ascii="Avenir Next" w:hAnsi="Avenir Next" w:cs="Avenir Next" w:eastAsia="Avenir Next"/>
-                      <w:color w:val="1A1A1A"/>
-                      <w:sz w:val="20"/>
-                      <w:szCs w:val="20"/>
-                    </w:rPr>
                     <w:tab/>
                   </w:r>
                   <w:r>
                     <w:rPr>
                       <w:rFonts w:ascii="Avenir Next" w:hAnsi="Avenir Next" w:cs="Avenir Next" w:eastAsia="Avenir Next"/>
                       <w:color w:val="1A1A1A"/>
-                      <w:sz w:val="20"/>
+                      <w:sz w:val="22"/>
                       <w:szCs w:val="20"/>
                     </w:rPr>
                     <w:t xml:space="preserve">7.8 ÷ 0.6 =</w:t>
@@ -2179,25 +2180,25 @@
                       <w:rFonts w:ascii="Avenir Next" w:hAnsi="Avenir Next" w:cs="Avenir Next" w:eastAsia="Avenir Next"/>
                       <w:b/>
                       <w:color w:val="003A70"/>
+                      <w:sz w:val="22"/>
+                      <w:szCs w:val="20"/>
+                    </w:rPr>
+                    <w:t xml:space="preserve">c.</w:t>
+                  </w:r>
+                  <w:r>
+                    <w:rPr>
+                      <w:rFonts w:ascii="Avenir Next" w:hAnsi="Avenir Next" w:cs="Avenir Next" w:eastAsia="Avenir Next"/>
+                      <w:color w:val="1A1A1A"/>
                       <w:sz w:val="20"/>
                       <w:szCs w:val="20"/>
                     </w:rPr>
-                    <w:t xml:space="preserve">c.</w:t>
-                  </w:r>
-                  <w:r>
-                    <w:rPr>
-                      <w:rFonts w:ascii="Avenir Next" w:hAnsi="Avenir Next" w:cs="Avenir Next" w:eastAsia="Avenir Next"/>
-                      <w:color w:val="1A1A1A"/>
-                      <w:sz w:val="20"/>
-                      <w:szCs w:val="20"/>
-                    </w:rPr>
                     <w:tab/>
                   </w:r>
                   <w:r>
                     <w:rPr>
                       <w:rFonts w:ascii="Avenir Next" w:hAnsi="Avenir Next" w:cs="Avenir Next" w:eastAsia="Avenir Next"/>
                       <w:color w:val="1A1A1A"/>
-                      <w:sz w:val="20"/>
+                      <w:sz w:val="22"/>
                       <w:szCs w:val="20"/>
                     </w:rPr>
                     <w:t xml:space="preserve">3.3 ÷ 0.11 =</w:t>
@@ -2290,25 +2291,25 @@
                 <w:rFonts w:ascii="Avenir Next" w:hAnsi="Avenir Next" w:cs="Avenir Next" w:eastAsia="Avenir Next"/>
                 <w:b/>
                 <w:color w:val="1A1A1A"/>
+                <w:sz w:val="22"/>
+                <w:szCs w:val="20"/>
+              </w:rPr>
+              <w:t xml:space="preserve">2.</w:t>
+            </w:r>
+            <w:r>
+              <w:rPr>
+                <w:rFonts w:ascii="Avenir Next" w:hAnsi="Avenir Next" w:cs="Avenir Next" w:eastAsia="Avenir Next"/>
+                <w:color w:val="1A1A1A"/>
                 <w:sz w:val="20"/>
                 <w:szCs w:val="20"/>
               </w:rPr>
-              <w:t xml:space="preserve">2.</w:t>
-            </w:r>
-            <w:r>
-              <w:rPr>
-                <w:rFonts w:ascii="Avenir Next" w:hAnsi="Avenir Next" w:cs="Avenir Next" w:eastAsia="Avenir Next"/>
-                <w:color w:val="1A1A1A"/>
-                <w:sz w:val="20"/>
-                <w:szCs w:val="20"/>
-              </w:rPr>
               <w:tab/>
             </w:r>
             <w:r>
               <w:rPr>
                 <w:rFonts w:ascii="Avenir Next" w:hAnsi="Avenir Next" w:cs="Avenir Next" w:eastAsia="Avenir Next"/>
                 <w:color w:val="1A1A1A"/>
-                <w:sz w:val="20"/>
+                <w:sz w:val="22"/>
                 <w:szCs w:val="20"/>
               </w:rPr>
               <w:t xml:space="preserve">A roll holds 15.6 meters of tape. Each label needs 1.2 meters. How many labels?</w:t>
@@ -2385,25 +2386,25 @@
                 <w:rFonts w:ascii="Avenir Next" w:hAnsi="Avenir Next" w:cs="Avenir Next" w:eastAsia="Avenir Next"/>
                 <w:b/>
                 <w:color w:val="1A1A1A"/>
+                <w:sz w:val="22"/>
+                <w:szCs w:val="18"/>
+              </w:rPr>
+              <w:t xml:space="preserve">Answer</w:t>
+            </w:r>
+            <w:r>
+              <w:rPr>
+                <w:rFonts w:ascii="Avenir Next" w:hAnsi="Avenir Next" w:cs="Avenir Next" w:eastAsia="Avenir Next"/>
+                <w:color w:val="1A1A1A"/>
                 <w:sz w:val="18"/>
                 <w:szCs w:val="18"/>
               </w:rPr>
-              <w:t xml:space="preserve">Answer</w:t>
-            </w:r>
-            <w:r>
-              <w:rPr>
-                <w:rFonts w:ascii="Avenir Next" w:hAnsi="Avenir Next" w:cs="Avenir Next" w:eastAsia="Avenir Next"/>
-                <w:color w:val="1A1A1A"/>
-                <w:sz w:val="18"/>
-                <w:szCs w:val="18"/>
-              </w:rPr>
               <w:tab/>
             </w:r>
             <w:r>
               <w:rPr>
                 <w:rFonts w:ascii="Avenir Next" w:hAnsi="Avenir Next" w:cs="Avenir Next" w:eastAsia="Avenir Next"/>
                 <w:color w:val="1A1A1A"/>
-                <w:sz w:val="18"/>
+                <w:sz w:val="22"/>
                 <w:szCs w:val="18"/>
               </w:rPr>
               <w:t xml:space="preserve">  labels</w:t>
@@ -2469,25 +2470,25 @@
                 <w:rFonts w:ascii="Avenir Next" w:hAnsi="Avenir Next" w:cs="Avenir Next" w:eastAsia="Avenir Next"/>
                 <w:b/>
                 <w:color w:val="1A1A1A"/>
+                <w:sz w:val="22"/>
+                <w:szCs w:val="20"/>
+              </w:rPr>
+              <w:t xml:space="preserve">3.</w:t>
+            </w:r>
+            <w:r>
+              <w:rPr>
+                <w:rFonts w:ascii="Avenir Next" w:hAnsi="Avenir Next" w:cs="Avenir Next" w:eastAsia="Avenir Next"/>
+                <w:color w:val="1A1A1A"/>
                 <w:sz w:val="20"/>
                 <w:szCs w:val="20"/>
               </w:rPr>
-              <w:t xml:space="preserve">3.</w:t>
-            </w:r>
-            <w:r>
-              <w:rPr>
-                <w:rFonts w:ascii="Avenir Next" w:hAnsi="Avenir Next" w:cs="Avenir Next" w:eastAsia="Avenir Next"/>
-                <w:color w:val="1A1A1A"/>
-                <w:sz w:val="20"/>
-                <w:szCs w:val="20"/>
-              </w:rPr>
               <w:tab/>
             </w:r>
             <w:r>
               <w:rPr>
                 <w:rFonts w:ascii="Avenir Next" w:hAnsi="Avenir Next" w:cs="Avenir Next" w:eastAsia="Avenir Next"/>
                 <w:color w:val="1A1A1A"/>
-                <w:sz w:val="20"/>
+                <w:sz w:val="22"/>
                 <w:szCs w:val="20"/>
               </w:rPr>
               <w:t xml:space="preserve">Dividing 6 by 0.5 gives a quotient that is —</w:t>
@@ -2543,25 +2544,25 @@
                       <w:rFonts w:ascii="Avenir Next" w:hAnsi="Avenir Next" w:cs="Avenir Next" w:eastAsia="Avenir Next"/>
                       <w:b/>
                       <w:color w:val="003A70"/>
+                      <w:sz w:val="22"/>
+                      <w:szCs w:val="19"/>
+                    </w:rPr>
+                    <w:t xml:space="preserve">A</w:t>
+                  </w:r>
+                  <w:r>
+                    <w:rPr>
+                      <w:rFonts w:ascii="Avenir Next" w:hAnsi="Avenir Next" w:cs="Avenir Next" w:eastAsia="Avenir Next"/>
+                      <w:color w:val="1A1A1A"/>
                       <w:sz w:val="19"/>
                       <w:szCs w:val="19"/>
                     </w:rPr>
-                    <w:t xml:space="preserve">A</w:t>
-                  </w:r>
-                  <w:r>
-                    <w:rPr>
-                      <w:rFonts w:ascii="Avenir Next" w:hAnsi="Avenir Next" w:cs="Avenir Next" w:eastAsia="Avenir Next"/>
-                      <w:color w:val="1A1A1A"/>
-                      <w:sz w:val="19"/>
-                      <w:szCs w:val="19"/>
-                    </w:rPr>
                     <w:tab/>
                   </w:r>
                   <w:r>
                     <w:rPr>
                       <w:rFonts w:ascii="Avenir Next" w:hAnsi="Avenir Next" w:cs="Avenir Next" w:eastAsia="Avenir Next"/>
                       <w:color w:val="1A1A1A"/>
-                      <w:sz w:val="19"/>
+                      <w:sz w:val="22"/>
                       <w:szCs w:val="19"/>
                     </w:rPr>
                     <w:t xml:space="preserve">less than 6</w:t>
@@ -2586,25 +2587,25 @@
                       <w:rFonts w:ascii="Avenir Next" w:hAnsi="Avenir Next" w:cs="Avenir Next" w:eastAsia="Avenir Next"/>
                       <w:b/>
                       <w:color w:val="003A70"/>
+                      <w:sz w:val="22"/>
+                      <w:szCs w:val="19"/>
+                    </w:rPr>
+                    <w:t xml:space="preserve">B</w:t>
+                  </w:r>
+                  <w:r>
+                    <w:rPr>
+                      <w:rFonts w:ascii="Avenir Next" w:hAnsi="Avenir Next" w:cs="Avenir Next" w:eastAsia="Avenir Next"/>
+                      <w:color w:val="1A1A1A"/>
                       <w:sz w:val="19"/>
                       <w:szCs w:val="19"/>
                     </w:rPr>
-                    <w:t xml:space="preserve">B</w:t>
-                  </w:r>
-                  <w:r>
-                    <w:rPr>
-                      <w:rFonts w:ascii="Avenir Next" w:hAnsi="Avenir Next" w:cs="Avenir Next" w:eastAsia="Avenir Next"/>
-                      <w:color w:val="1A1A1A"/>
-                      <w:sz w:val="19"/>
-                      <w:szCs w:val="19"/>
-                    </w:rPr>
                     <w:tab/>
                   </w:r>
                   <w:r>
                     <w:rPr>
                       <w:rFonts w:ascii="Avenir Next" w:hAnsi="Avenir Next" w:cs="Avenir Next" w:eastAsia="Avenir Next"/>
                       <w:color w:val="1A1A1A"/>
-                      <w:sz w:val="19"/>
+                      <w:sz w:val="22"/>
                       <w:szCs w:val="19"/>
                     </w:rPr>
                     <w:t xml:space="preserve">equal to 6</w:t>
@@ -2629,25 +2630,25 @@
                       <w:rFonts w:ascii="Avenir Next" w:hAnsi="Avenir Next" w:cs="Avenir Next" w:eastAsia="Avenir Next"/>
                       <w:b/>
                       <w:color w:val="003A70"/>
+                      <w:sz w:val="22"/>
+                      <w:szCs w:val="19"/>
+                    </w:rPr>
+                    <w:t xml:space="preserve">C</w:t>
+                  </w:r>
+                  <w:r>
+                    <w:rPr>
+                      <w:rFonts w:ascii="Avenir Next" w:hAnsi="Avenir Next" w:cs="Avenir Next" w:eastAsia="Avenir Next"/>
+                      <w:color w:val="1A1A1A"/>
                       <w:sz w:val="19"/>
                       <w:szCs w:val="19"/>
                     </w:rPr>
-                    <w:t xml:space="preserve">C</w:t>
-                  </w:r>
-                  <w:r>
-                    <w:rPr>
-                      <w:rFonts w:ascii="Avenir Next" w:hAnsi="Avenir Next" w:cs="Avenir Next" w:eastAsia="Avenir Next"/>
-                      <w:color w:val="1A1A1A"/>
-                      <w:sz w:val="19"/>
-                      <w:szCs w:val="19"/>
-                    </w:rPr>
                     <w:tab/>
                   </w:r>
                   <w:r>
                     <w:rPr>
                       <w:rFonts w:ascii="Avenir Next" w:hAnsi="Avenir Next" w:cs="Avenir Next" w:eastAsia="Avenir Next"/>
                       <w:color w:val="1A1A1A"/>
-                      <w:sz w:val="19"/>
+                      <w:sz w:val="22"/>
                       <w:szCs w:val="19"/>
                     </w:rPr>
                     <w:t xml:space="preserve">greater than 6</w:t>
@@ -2672,25 +2673,25 @@
                       <w:rFonts w:ascii="Avenir Next" w:hAnsi="Avenir Next" w:cs="Avenir Next" w:eastAsia="Avenir Next"/>
                       <w:b/>
                       <w:color w:val="003A70"/>
+                      <w:sz w:val="22"/>
+                      <w:szCs w:val="19"/>
+                    </w:rPr>
+                    <w:t xml:space="preserve">D</w:t>
+                  </w:r>
+                  <w:r>
+                    <w:rPr>
+                      <w:rFonts w:ascii="Avenir Next" w:hAnsi="Avenir Next" w:cs="Avenir Next" w:eastAsia="Avenir Next"/>
+                      <w:color w:val="1A1A1A"/>
                       <w:sz w:val="19"/>
                       <w:szCs w:val="19"/>
                     </w:rPr>
-                    <w:t xml:space="preserve">D</w:t>
-                  </w:r>
-                  <w:r>
-                    <w:rPr>
-                      <w:rFonts w:ascii="Avenir Next" w:hAnsi="Avenir Next" w:cs="Avenir Next" w:eastAsia="Avenir Next"/>
-                      <w:color w:val="1A1A1A"/>
-                      <w:sz w:val="19"/>
-                      <w:szCs w:val="19"/>
-                    </w:rPr>
                     <w:tab/>
                   </w:r>
                   <w:r>
                     <w:rPr>
                       <w:rFonts w:ascii="Avenir Next" w:hAnsi="Avenir Next" w:cs="Avenir Next" w:eastAsia="Avenir Next"/>
                       <w:color w:val="1A1A1A"/>
-                      <w:sz w:val="19"/>
+                      <w:sz w:val="22"/>
                       <w:szCs w:val="19"/>
                     </w:rPr>
                     <w:t xml:space="preserve">negative</w:t>
@@ -2740,7 +2741,7 @@
         <w:rPr>
           <w:rFonts w:ascii="Avenir Next" w:hAnsi="Avenir Next" w:cs="Avenir Next" w:eastAsia="Avenir Next"/>
           <w:color w:val="1A1A1A"/>
-          <w:sz w:val="17"/>
+          <w:sz w:val="22"/>
           <w:szCs w:val="17"/>
         </w:rPr>
         <w:t xml:space="preserve">  I got it</w:t>
@@ -2758,7 +2759,7 @@
         <w:rPr>
           <w:rFonts w:ascii="Avenir Next" w:hAnsi="Avenir Next" w:cs="Avenir Next" w:eastAsia="Avenir Next"/>
           <w:color w:val="1A1A1A"/>
-          <w:sz w:val="17"/>
+          <w:sz w:val="22"/>
           <w:szCs w:val="17"/>
         </w:rPr>
         <w:t xml:space="preserve">  Almost</w:t>
@@ -2776,7 +2777,7 @@
         <w:rPr>
           <w:rFonts w:ascii="Avenir Next" w:hAnsi="Avenir Next" w:cs="Avenir Next" w:eastAsia="Avenir Next"/>
           <w:color w:val="1A1A1A"/>
-          <w:sz w:val="17"/>
+          <w:sz w:val="22"/>
           <w:szCs w:val="17"/>
         </w:rPr>
         <w:t xml:space="preserve">  I need help</w:t>
@@ -2833,7 +2834,7 @@
         <w:rPr>
           <w:rFonts w:ascii="Avenir Next" w:hAnsi="Avenir Next" w:cs="Avenir Next" w:eastAsia="Avenir Next"/>
           <w:color w:val="1A1A1A"/>
-          <w:sz w:val="18"/>
+          <w:sz w:val="22"/>
           <w:szCs w:val="18"/>
         </w:rPr>
         <w:t xml:space="preserve">Name</w:t>
@@ -2918,25 +2919,25 @@
                 <w:rFonts w:ascii="Avenir Next" w:hAnsi="Avenir Next" w:cs="Avenir Next" w:eastAsia="Avenir Next"/>
                 <w:b/>
                 <w:color w:val="1A1A1A"/>
+                <w:sz w:val="22"/>
+                <w:szCs w:val="20"/>
+              </w:rPr>
+              <w:t xml:space="preserve">1.</w:t>
+            </w:r>
+            <w:r>
+              <w:rPr>
+                <w:rFonts w:ascii="Avenir Next" w:hAnsi="Avenir Next" w:cs="Avenir Next" w:eastAsia="Avenir Next"/>
+                <w:color w:val="1A1A1A"/>
                 <w:sz w:val="20"/>
                 <w:szCs w:val="20"/>
               </w:rPr>
-              <w:t xml:space="preserve">1.</w:t>
-            </w:r>
-            <w:r>
-              <w:rPr>
-                <w:rFonts w:ascii="Avenir Next" w:hAnsi="Avenir Next" w:cs="Avenir Next" w:eastAsia="Avenir Next"/>
-                <w:color w:val="1A1A1A"/>
-                <w:sz w:val="20"/>
-                <w:szCs w:val="20"/>
-              </w:rPr>
               <w:tab/>
             </w:r>
             <w:r>
               <w:rPr>
                 <w:rFonts w:ascii="Avenir Next" w:hAnsi="Avenir Next" w:cs="Avenir Next" w:eastAsia="Avenir Next"/>
                 <w:color w:val="1A1A1A"/>
-                <w:sz w:val="20"/>
+                <w:sz w:val="22"/>
                 <w:szCs w:val="20"/>
               </w:rPr>
               <w:t xml:space="preserve">Rewrite with a whole-number divisor. Then divide.</w:t>
@@ -2992,25 +2993,25 @@
                       <w:rFonts w:ascii="Avenir Next" w:hAnsi="Avenir Next" w:cs="Avenir Next" w:eastAsia="Avenir Next"/>
                       <w:b/>
                       <w:color w:val="003A70"/>
+                      <w:sz w:val="22"/>
+                      <w:szCs w:val="20"/>
+                    </w:rPr>
+                    <w:t xml:space="preserve">a.</w:t>
+                  </w:r>
+                  <w:r>
+                    <w:rPr>
+                      <w:rFonts w:ascii="Avenir Next" w:hAnsi="Avenir Next" w:cs="Avenir Next" w:eastAsia="Avenir Next"/>
+                      <w:color w:val="1A1A1A"/>
                       <w:sz w:val="20"/>
                       <w:szCs w:val="20"/>
                     </w:rPr>
-                    <w:t xml:space="preserve">a.</w:t>
-                  </w:r>
-                  <w:r>
-                    <w:rPr>
-                      <w:rFonts w:ascii="Avenir Next" w:hAnsi="Avenir Next" w:cs="Avenir Next" w:eastAsia="Avenir Next"/>
-                      <w:color w:val="1A1A1A"/>
-                      <w:sz w:val="20"/>
-                      <w:szCs w:val="20"/>
-                    </w:rPr>
                     <w:tab/>
                   </w:r>
                   <w:r>
                     <w:rPr>
                       <w:rFonts w:ascii="Avenir Next" w:hAnsi="Avenir Next" w:cs="Avenir Next" w:eastAsia="Avenir Next"/>
                       <w:color w:val="1A1A1A"/>
-                      <w:sz w:val="20"/>
+                      <w:sz w:val="22"/>
                       <w:szCs w:val="20"/>
                     </w:rPr>
                     <w:t xml:space="preserve">3.15 ÷ 0.35 =</w:t>
@@ -3054,25 +3055,25 @@
                       <w:rFonts w:ascii="Avenir Next" w:hAnsi="Avenir Next" w:cs="Avenir Next" w:eastAsia="Avenir Next"/>
                       <w:b/>
                       <w:color w:val="003A70"/>
+                      <w:sz w:val="22"/>
+                      <w:szCs w:val="20"/>
+                    </w:rPr>
+                    <w:t xml:space="preserve">b.</w:t>
+                  </w:r>
+                  <w:r>
+                    <w:rPr>
+                      <w:rFonts w:ascii="Avenir Next" w:hAnsi="Avenir Next" w:cs="Avenir Next" w:eastAsia="Avenir Next"/>
+                      <w:color w:val="1A1A1A"/>
                       <w:sz w:val="20"/>
                       <w:szCs w:val="20"/>
                     </w:rPr>
-                    <w:t xml:space="preserve">b.</w:t>
-                  </w:r>
-                  <w:r>
-                    <w:rPr>
-                      <w:rFonts w:ascii="Avenir Next" w:hAnsi="Avenir Next" w:cs="Avenir Next" w:eastAsia="Avenir Next"/>
-                      <w:color w:val="1A1A1A"/>
-                      <w:sz w:val="20"/>
-                      <w:szCs w:val="20"/>
-                    </w:rPr>
                     <w:tab/>
                   </w:r>
                   <w:r>
                     <w:rPr>
                       <w:rFonts w:ascii="Avenir Next" w:hAnsi="Avenir Next" w:cs="Avenir Next" w:eastAsia="Avenir Next"/>
                       <w:color w:val="1A1A1A"/>
-                      <w:sz w:val="20"/>
+                      <w:sz w:val="22"/>
                       <w:szCs w:val="20"/>
                     </w:rPr>
                     <w:t xml:space="preserve">7.8 ÷ 0.6 =</w:t>
@@ -3116,25 +3117,25 @@
                       <w:rFonts w:ascii="Avenir Next" w:hAnsi="Avenir Next" w:cs="Avenir Next" w:eastAsia="Avenir Next"/>
                       <w:b/>
                       <w:color w:val="003A70"/>
+                      <w:sz w:val="22"/>
+                      <w:szCs w:val="20"/>
+                    </w:rPr>
+                    <w:t xml:space="preserve">c.</w:t>
+                  </w:r>
+                  <w:r>
+                    <w:rPr>
+                      <w:rFonts w:ascii="Avenir Next" w:hAnsi="Avenir Next" w:cs="Avenir Next" w:eastAsia="Avenir Next"/>
+                      <w:color w:val="1A1A1A"/>
                       <w:sz w:val="20"/>
                       <w:szCs w:val="20"/>
                     </w:rPr>
-                    <w:t xml:space="preserve">c.</w:t>
-                  </w:r>
-                  <w:r>
-                    <w:rPr>
-                      <w:rFonts w:ascii="Avenir Next" w:hAnsi="Avenir Next" w:cs="Avenir Next" w:eastAsia="Avenir Next"/>
-                      <w:color w:val="1A1A1A"/>
-                      <w:sz w:val="20"/>
-                      <w:szCs w:val="20"/>
-                    </w:rPr>
                     <w:tab/>
                   </w:r>
                   <w:r>
                     <w:rPr>
                       <w:rFonts w:ascii="Avenir Next" w:hAnsi="Avenir Next" w:cs="Avenir Next" w:eastAsia="Avenir Next"/>
                       <w:color w:val="1A1A1A"/>
-                      <w:sz w:val="20"/>
+                      <w:sz w:val="22"/>
                       <w:szCs w:val="20"/>
                     </w:rPr>
                     <w:t xml:space="preserve">3.3 ÷ 0.11 =</w:t>
@@ -3227,25 +3228,25 @@
                 <w:rFonts w:ascii="Avenir Next" w:hAnsi="Avenir Next" w:cs="Avenir Next" w:eastAsia="Avenir Next"/>
                 <w:b/>
                 <w:color w:val="1A1A1A"/>
+                <w:sz w:val="22"/>
+                <w:szCs w:val="20"/>
+              </w:rPr>
+              <w:t xml:space="preserve">2.</w:t>
+            </w:r>
+            <w:r>
+              <w:rPr>
+                <w:rFonts w:ascii="Avenir Next" w:hAnsi="Avenir Next" w:cs="Avenir Next" w:eastAsia="Avenir Next"/>
+                <w:color w:val="1A1A1A"/>
                 <w:sz w:val="20"/>
                 <w:szCs w:val="20"/>
               </w:rPr>
-              <w:t xml:space="preserve">2.</w:t>
-            </w:r>
-            <w:r>
-              <w:rPr>
-                <w:rFonts w:ascii="Avenir Next" w:hAnsi="Avenir Next" w:cs="Avenir Next" w:eastAsia="Avenir Next"/>
-                <w:color w:val="1A1A1A"/>
-                <w:sz w:val="20"/>
-                <w:szCs w:val="20"/>
-              </w:rPr>
               <w:tab/>
             </w:r>
             <w:r>
               <w:rPr>
                 <w:rFonts w:ascii="Avenir Next" w:hAnsi="Avenir Next" w:cs="Avenir Next" w:eastAsia="Avenir Next"/>
                 <w:color w:val="1A1A1A"/>
-                <w:sz w:val="20"/>
+                <w:sz w:val="22"/>
                 <w:szCs w:val="20"/>
               </w:rPr>
               <w:t xml:space="preserve">A roll holds 15.6 meters of tape. Each label needs 1.2 meters. How many labels?</w:t>
@@ -3322,25 +3323,25 @@
                 <w:rFonts w:ascii="Avenir Next" w:hAnsi="Avenir Next" w:cs="Avenir Next" w:eastAsia="Avenir Next"/>
                 <w:b/>
                 <w:color w:val="1A1A1A"/>
+                <w:sz w:val="22"/>
+                <w:szCs w:val="18"/>
+              </w:rPr>
+              <w:t xml:space="preserve">Answer</w:t>
+            </w:r>
+            <w:r>
+              <w:rPr>
+                <w:rFonts w:ascii="Avenir Next" w:hAnsi="Avenir Next" w:cs="Avenir Next" w:eastAsia="Avenir Next"/>
+                <w:color w:val="1A1A1A"/>
                 <w:sz w:val="18"/>
                 <w:szCs w:val="18"/>
               </w:rPr>
-              <w:t xml:space="preserve">Answer</w:t>
-            </w:r>
-            <w:r>
-              <w:rPr>
-                <w:rFonts w:ascii="Avenir Next" w:hAnsi="Avenir Next" w:cs="Avenir Next" w:eastAsia="Avenir Next"/>
-                <w:color w:val="1A1A1A"/>
-                <w:sz w:val="18"/>
-                <w:szCs w:val="18"/>
-              </w:rPr>
               <w:tab/>
             </w:r>
             <w:r>
               <w:rPr>
                 <w:rFonts w:ascii="Avenir Next" w:hAnsi="Avenir Next" w:cs="Avenir Next" w:eastAsia="Avenir Next"/>
                 <w:color w:val="1A1A1A"/>
-                <w:sz w:val="18"/>
+                <w:sz w:val="22"/>
                 <w:szCs w:val="18"/>
               </w:rPr>
               <w:t xml:space="preserve">  labels</w:t>
@@ -3406,25 +3407,25 @@
                 <w:rFonts w:ascii="Avenir Next" w:hAnsi="Avenir Next" w:cs="Avenir Next" w:eastAsia="Avenir Next"/>
                 <w:b/>
                 <w:color w:val="1A1A1A"/>
+                <w:sz w:val="22"/>
+                <w:szCs w:val="20"/>
+              </w:rPr>
+              <w:t xml:space="preserve">3.</w:t>
+            </w:r>
+            <w:r>
+              <w:rPr>
+                <w:rFonts w:ascii="Avenir Next" w:hAnsi="Avenir Next" w:cs="Avenir Next" w:eastAsia="Avenir Next"/>
+                <w:color w:val="1A1A1A"/>
                 <w:sz w:val="20"/>
                 <w:szCs w:val="20"/>
               </w:rPr>
-              <w:t xml:space="preserve">3.</w:t>
-            </w:r>
-            <w:r>
-              <w:rPr>
-                <w:rFonts w:ascii="Avenir Next" w:hAnsi="Avenir Next" w:cs="Avenir Next" w:eastAsia="Avenir Next"/>
-                <w:color w:val="1A1A1A"/>
-                <w:sz w:val="20"/>
-                <w:szCs w:val="20"/>
-              </w:rPr>
               <w:tab/>
             </w:r>
             <w:r>
               <w:rPr>
                 <w:rFonts w:ascii="Avenir Next" w:hAnsi="Avenir Next" w:cs="Avenir Next" w:eastAsia="Avenir Next"/>
                 <w:color w:val="1A1A1A"/>
-                <w:sz w:val="20"/>
+                <w:sz w:val="22"/>
                 <w:szCs w:val="20"/>
               </w:rPr>
               <w:t xml:space="preserve">Dividing 6 by 0.5 gives a quotient that is —</w:t>
@@ -3480,25 +3481,25 @@
                       <w:rFonts w:ascii="Avenir Next" w:hAnsi="Avenir Next" w:cs="Avenir Next" w:eastAsia="Avenir Next"/>
                       <w:b/>
                       <w:color w:val="003A70"/>
+                      <w:sz w:val="22"/>
+                      <w:szCs w:val="19"/>
+                    </w:rPr>
+                    <w:t xml:space="preserve">A</w:t>
+                  </w:r>
+                  <w:r>
+                    <w:rPr>
+                      <w:rFonts w:ascii="Avenir Next" w:hAnsi="Avenir Next" w:cs="Avenir Next" w:eastAsia="Avenir Next"/>
+                      <w:color w:val="1A1A1A"/>
                       <w:sz w:val="19"/>
                       <w:szCs w:val="19"/>
                     </w:rPr>
-                    <w:t xml:space="preserve">A</w:t>
-                  </w:r>
-                  <w:r>
-                    <w:rPr>
-                      <w:rFonts w:ascii="Avenir Next" w:hAnsi="Avenir Next" w:cs="Avenir Next" w:eastAsia="Avenir Next"/>
-                      <w:color w:val="1A1A1A"/>
-                      <w:sz w:val="19"/>
-                      <w:szCs w:val="19"/>
-                    </w:rPr>
                     <w:tab/>
                   </w:r>
                   <w:r>
                     <w:rPr>
                       <w:rFonts w:ascii="Avenir Next" w:hAnsi="Avenir Next" w:cs="Avenir Next" w:eastAsia="Avenir Next"/>
                       <w:color w:val="1A1A1A"/>
-                      <w:sz w:val="19"/>
+                      <w:sz w:val="22"/>
                       <w:szCs w:val="19"/>
                     </w:rPr>
                     <w:t xml:space="preserve">less than 6</w:t>
@@ -3523,25 +3524,25 @@
                       <w:rFonts w:ascii="Avenir Next" w:hAnsi="Avenir Next" w:cs="Avenir Next" w:eastAsia="Avenir Next"/>
                       <w:b/>
                       <w:color w:val="003A70"/>
+                      <w:sz w:val="22"/>
+                      <w:szCs w:val="19"/>
+                    </w:rPr>
+                    <w:t xml:space="preserve">B</w:t>
+                  </w:r>
+                  <w:r>
+                    <w:rPr>
+                      <w:rFonts w:ascii="Avenir Next" w:hAnsi="Avenir Next" w:cs="Avenir Next" w:eastAsia="Avenir Next"/>
+                      <w:color w:val="1A1A1A"/>
                       <w:sz w:val="19"/>
                       <w:szCs w:val="19"/>
                     </w:rPr>
-                    <w:t xml:space="preserve">B</w:t>
-                  </w:r>
-                  <w:r>
-                    <w:rPr>
-                      <w:rFonts w:ascii="Avenir Next" w:hAnsi="Avenir Next" w:cs="Avenir Next" w:eastAsia="Avenir Next"/>
-                      <w:color w:val="1A1A1A"/>
-                      <w:sz w:val="19"/>
-                      <w:szCs w:val="19"/>
-                    </w:rPr>
                     <w:tab/>
                   </w:r>
                   <w:r>
                     <w:rPr>
                       <w:rFonts w:ascii="Avenir Next" w:hAnsi="Avenir Next" w:cs="Avenir Next" w:eastAsia="Avenir Next"/>
                       <w:color w:val="1A1A1A"/>
-                      <w:sz w:val="19"/>
+                      <w:sz w:val="22"/>
                       <w:szCs w:val="19"/>
                     </w:rPr>
                     <w:t xml:space="preserve">equal to 6</w:t>
@@ -3566,25 +3567,25 @@
                       <w:rFonts w:ascii="Avenir Next" w:hAnsi="Avenir Next" w:cs="Avenir Next" w:eastAsia="Avenir Next"/>
                       <w:b/>
                       <w:color w:val="003A70"/>
+                      <w:sz w:val="22"/>
+                      <w:szCs w:val="19"/>
+                    </w:rPr>
+                    <w:t xml:space="preserve">C</w:t>
+                  </w:r>
+                  <w:r>
+                    <w:rPr>
+                      <w:rFonts w:ascii="Avenir Next" w:hAnsi="Avenir Next" w:cs="Avenir Next" w:eastAsia="Avenir Next"/>
+                      <w:color w:val="1A1A1A"/>
                       <w:sz w:val="19"/>
                       <w:szCs w:val="19"/>
                     </w:rPr>
-                    <w:t xml:space="preserve">C</w:t>
-                  </w:r>
-                  <w:r>
-                    <w:rPr>
-                      <w:rFonts w:ascii="Avenir Next" w:hAnsi="Avenir Next" w:cs="Avenir Next" w:eastAsia="Avenir Next"/>
-                      <w:color w:val="1A1A1A"/>
-                      <w:sz w:val="19"/>
-                      <w:szCs w:val="19"/>
-                    </w:rPr>
                     <w:tab/>
                   </w:r>
                   <w:r>
                     <w:rPr>
                       <w:rFonts w:ascii="Avenir Next" w:hAnsi="Avenir Next" w:cs="Avenir Next" w:eastAsia="Avenir Next"/>
                       <w:color w:val="1A1A1A"/>
-                      <w:sz w:val="19"/>
+                      <w:sz w:val="22"/>
                       <w:szCs w:val="19"/>
                     </w:rPr>
                     <w:t xml:space="preserve">greater than 6</w:t>
@@ -3609,25 +3610,25 @@
                       <w:rFonts w:ascii="Avenir Next" w:hAnsi="Avenir Next" w:cs="Avenir Next" w:eastAsia="Avenir Next"/>
                       <w:b/>
                       <w:color w:val="003A70"/>
+                      <w:sz w:val="22"/>
+                      <w:szCs w:val="19"/>
+                    </w:rPr>
+                    <w:t xml:space="preserve">D</w:t>
+                  </w:r>
+                  <w:r>
+                    <w:rPr>
+                      <w:rFonts w:ascii="Avenir Next" w:hAnsi="Avenir Next" w:cs="Avenir Next" w:eastAsia="Avenir Next"/>
+                      <w:color w:val="1A1A1A"/>
                       <w:sz w:val="19"/>
                       <w:szCs w:val="19"/>
                     </w:rPr>
-                    <w:t xml:space="preserve">D</w:t>
-                  </w:r>
-                  <w:r>
-                    <w:rPr>
-                      <w:rFonts w:ascii="Avenir Next" w:hAnsi="Avenir Next" w:cs="Avenir Next" w:eastAsia="Avenir Next"/>
-                      <w:color w:val="1A1A1A"/>
-                      <w:sz w:val="19"/>
-                      <w:szCs w:val="19"/>
-                    </w:rPr>
                     <w:tab/>
                   </w:r>
                   <w:r>
                     <w:rPr>
                       <w:rFonts w:ascii="Avenir Next" w:hAnsi="Avenir Next" w:cs="Avenir Next" w:eastAsia="Avenir Next"/>
                       <w:color w:val="1A1A1A"/>
-                      <w:sz w:val="19"/>
+                      <w:sz w:val="22"/>
                       <w:szCs w:val="19"/>
                     </w:rPr>
                     <w:t xml:space="preserve">negative</w:t>
@@ -3677,7 +3678,7 @@
         <w:rPr>
           <w:rFonts w:ascii="Avenir Next" w:hAnsi="Avenir Next" w:cs="Avenir Next" w:eastAsia="Avenir Next"/>
           <w:color w:val="1A1A1A"/>
-          <w:sz w:val="17"/>
+          <w:sz w:val="22"/>
           <w:szCs w:val="17"/>
         </w:rPr>
         <w:t xml:space="preserve">  I got it</w:t>
@@ -3695,7 +3696,7 @@
         <w:rPr>
           <w:rFonts w:ascii="Avenir Next" w:hAnsi="Avenir Next" w:cs="Avenir Next" w:eastAsia="Avenir Next"/>
           <w:color w:val="1A1A1A"/>
-          <w:sz w:val="17"/>
+          <w:sz w:val="22"/>
           <w:szCs w:val="17"/>
         </w:rPr>
         <w:t xml:space="preserve">  Almost</w:t>
@@ -3713,7 +3714,7 @@
         <w:rPr>
           <w:rFonts w:ascii="Avenir Next" w:hAnsi="Avenir Next" w:cs="Avenir Next" w:eastAsia="Avenir Next"/>
           <w:color w:val="1A1A1A"/>
-          <w:sz w:val="17"/>
+          <w:sz w:val="22"/>
           <w:szCs w:val="17"/>
         </w:rPr>
         <w:t xml:space="preserve">  I need help</w:t>
@@ -3807,7 +3808,106 @@
               <w:sz w:val="15"/>
               <w:szCs w:val="15"/>
             </w:rPr>
-            <w:t xml:space="preserve">Lesson 2-7  ·  Exit Tickets  ·  two per page</w:t>
+            <w:t xml:space="preserve">2-7 · Page </w:t>
+          </w:r>
+          <w:r>
+            <w:rPr>
+              <w:rFonts w:ascii="Avenir Next" w:hAnsi="Avenir Next" w:cs="Avenir Next" w:eastAsia="Avenir Next"/>
+              <w:color w:val="5A5F66"/>
+              <w:sz w:val="15"/>
+              <w:szCs w:val="15"/>
+            </w:rPr>
+            <w:fldChar w:fldCharType="begin"/>
+          </w:r>
+          <w:r>
+            <w:rPr>
+              <w:rFonts w:ascii="Avenir Next" w:hAnsi="Avenir Next" w:cs="Avenir Next" w:eastAsia="Avenir Next"/>
+              <w:color w:val="5A5F66"/>
+              <w:sz w:val="15"/>
+              <w:szCs w:val="15"/>
+            </w:rPr>
+            <w:instrText xml:space="preserve"> PAGE </w:instrText>
+          </w:r>
+          <w:r>
+            <w:rPr>
+              <w:rFonts w:ascii="Avenir Next" w:hAnsi="Avenir Next" w:cs="Avenir Next" w:eastAsia="Avenir Next"/>
+              <w:color w:val="5A5F66"/>
+              <w:sz w:val="15"/>
+              <w:szCs w:val="15"/>
+            </w:rPr>
+            <w:fldChar w:fldCharType="separate"/>
+          </w:r>
+          <w:r>
+            <w:rPr>
+              <w:rFonts w:ascii="Avenir Next" w:hAnsi="Avenir Next" w:cs="Avenir Next" w:eastAsia="Avenir Next"/>
+              <w:color w:val="5A5F66"/>
+              <w:sz w:val="15"/>
+              <w:szCs w:val="15"/>
+            </w:rPr>
+            <w:t xml:space="preserve">1</w:t>
+          </w:r>
+          <w:r>
+            <w:rPr>
+              <w:rFonts w:ascii="Avenir Next" w:hAnsi="Avenir Next" w:cs="Avenir Next" w:eastAsia="Avenir Next"/>
+              <w:color w:val="5A5F66"/>
+              <w:sz w:val="15"/>
+              <w:szCs w:val="15"/>
+            </w:rPr>
+            <w:fldChar w:fldCharType="end"/>
+          </w:r>
+          <w:r>
+            <w:rPr>
+              <w:rFonts w:ascii="Avenir Next" w:hAnsi="Avenir Next" w:cs="Avenir Next" w:eastAsia="Avenir Next"/>
+              <w:color w:val="5A5F66"/>
+              <w:sz w:val="15"/>
+              <w:szCs w:val="15"/>
+            </w:rPr>
+            <w:t xml:space="preserve"> of </w:t>
+          </w:r>
+          <w:r>
+            <w:rPr>
+              <w:rFonts w:ascii="Avenir Next" w:hAnsi="Avenir Next" w:cs="Avenir Next" w:eastAsia="Avenir Next"/>
+              <w:color w:val="5A5F66"/>
+              <w:sz w:val="15"/>
+              <w:szCs w:val="15"/>
+            </w:rPr>
+            <w:fldChar w:fldCharType="begin"/>
+          </w:r>
+          <w:r>
+            <w:rPr>
+              <w:rFonts w:ascii="Avenir Next" w:hAnsi="Avenir Next" w:cs="Avenir Next" w:eastAsia="Avenir Next"/>
+              <w:color w:val="5A5F66"/>
+              <w:sz w:val="15"/>
+              <w:szCs w:val="15"/>
+            </w:rPr>
+            <w:instrText xml:space="preserve"> NUMPAGES </w:instrText>
+          </w:r>
+          <w:r>
+            <w:rPr>
+              <w:rFonts w:ascii="Avenir Next" w:hAnsi="Avenir Next" w:cs="Avenir Next" w:eastAsia="Avenir Next"/>
+              <w:color w:val="5A5F66"/>
+              <w:sz w:val="15"/>
+              <w:szCs w:val="15"/>
+            </w:rPr>
+            <w:fldChar w:fldCharType="separate"/>
+          </w:r>
+          <w:r>
+            <w:rPr>
+              <w:rFonts w:ascii="Avenir Next" w:hAnsi="Avenir Next" w:cs="Avenir Next" w:eastAsia="Avenir Next"/>
+              <w:color w:val="5A5F66"/>
+              <w:sz w:val="15"/>
+              <w:szCs w:val="15"/>
+            </w:rPr>
+            <w:t xml:space="preserve">1</w:t>
+          </w:r>
+          <w:r>
+            <w:rPr>
+              <w:rFonts w:ascii="Avenir Next" w:hAnsi="Avenir Next" w:cs="Avenir Next" w:eastAsia="Avenir Next"/>
+              <w:color w:val="5A5F66"/>
+              <w:sz w:val="15"/>
+              <w:szCs w:val="15"/>
+            </w:rPr>
+            <w:fldChar w:fldCharType="end"/>
           </w:r>
         </w:p>
       </w:tc>
@@ -3850,5 +3950,23 @@
       </w:tblCellMar>
     </w:tblPr>
   </w:style>
+  <w:style w:type="paragraph" w:styleId="Heading1">
+    <w:name w:val="heading 1"/>
+    <w:basedOn w:val="Normal"/>
+    <w:pPr>
+      <w:outlineLvl w:val="0"/>
+      <w:keepNext w:val="0"/>
+      <w:keepLines w:val="0"/>
+    </w:pPr>
+  </w:style>
+  <w:style w:type="paragraph" w:styleId="Heading2">
+    <w:name w:val="heading 2"/>
+    <w:basedOn w:val="Normal"/>
+    <w:pPr>
+      <w:outlineLvl w:val="1"/>
+      <w:keepNext w:val="0"/>
+      <w:keepLines w:val="0"/>
+    </w:pPr>
+  </w:style>
 </w:styles>
 </file>